--- a/PHOCS-Docgentemplates/PermitforWaterSupplySystem.docx
+++ b/PHOCS-Docgentemplates/PermitforWaterSupplySystem.docx
@@ -1695,7 +1695,7 @@
             <w:pPr>
               <w:rPr>
                 <w:rFonts w:ascii="Calibri" w:eastAsia="Times New Roman" w:hAnsi="Calibri" w:cs="Calibri"/>
-                <w:color w:val="000000"/>
+                <w:color w:val="000000" w:themeColor="text1"/>
                 <w:sz w:val="24"/>
                 <w:szCs w:val="24"/>
               </w:rPr>
@@ -1726,6 +1726,34 @@
                 <w:szCs w:val="24"/>
               </w:rPr>
               <w:t>}}</w:t>
+            </w:r>
+          </w:p>
+          <w:p>
+            <w:pPr>
+              <w:rPr>
+                <w:rFonts w:ascii="Calibri" w:eastAsia="Times New Roman" w:hAnsi="Calibri" w:cs="Calibri"/>
+                <w:color w:val="000000"/>
+                <w:sz w:val="24"/>
+                <w:szCs w:val="24"/>
+              </w:rPr>
+            </w:pPr>
+            <w:r>
+              <w:rPr>
+                <w:rFonts w:ascii="Calibri" w:eastAsia="Times New Roman" w:hAnsi="Calibri" w:cs="Calibri"/>
+                <w:color w:val="000000"/>
+                <w:sz w:val="24"/>
+                <w:szCs w:val="24"/>
+              </w:rPr>
+              <w:t>Engineering/Design Firm Address</w:t>
+            </w:r>
+            <w:r>
+              <w:rPr>
+                <w:rFonts w:ascii="Calibri" w:eastAsia="Times New Roman" w:hAnsi="Calibri" w:cs="Calibri"/>
+                <w:color w:val="000000"/>
+                <w:sz w:val="24"/>
+                <w:szCs w:val="24"/>
+              </w:rPr>
+              <w:t>:</w:t>
             </w:r>
           </w:p>
           <w:p>
@@ -2717,6 +2745,7 @@
           <w:rFonts w:ascii="Calibri" w:eastAsiaTheme="minorEastAsia" w:hAnsi="Calibri" w:cs="Calibri"/>
           <w:color w:val="000000" w:themeColor="text1"/>
         </w:rPr>
+        <w:lastRenderedPageBreak/>
         <w:t>Th</w:t>
       </w:r>
       <w:r>
@@ -2754,15 +2783,7 @@
           <w:rFonts w:ascii="Calibri" w:eastAsiaTheme="minorEastAsia" w:hAnsi="Calibri" w:cs="Calibri"/>
           <w:color w:val="000000" w:themeColor="text1"/>
         </w:rPr>
-        <w:t xml:space="preserve">in writing.  This approval is subject to the design </w:t>
-      </w:r>
-      <w:r>
-        <w:rPr>
-          <w:rFonts w:ascii="Calibri" w:eastAsiaTheme="minorEastAsia" w:hAnsi="Calibri" w:cs="Calibri"/>
-          <w:color w:val="000000" w:themeColor="text1"/>
-        </w:rPr>
-        <w:lastRenderedPageBreak/>
-        <w:t xml:space="preserve">amendments and conditions </w:t>
+        <w:t xml:space="preserve">in writing.  This approval is subject to the design amendments and conditions </w:t>
       </w:r>
       <w:r>
         <w:rPr>
@@ -8043,6 +8064,26 @@
 </file>
 
 <file path=customXml/item1.xml><?xml version="1.0" encoding="utf-8"?>
+<?mso-contentType ?>
+<FormTemplates xmlns="http://schemas.microsoft.com/sharepoint/v3/contenttype/forms">
+  <Display>DocumentLibraryForm</Display>
+  <Edit>DocumentLibraryForm</Edit>
+  <New>DocumentLibraryForm</New>
+</FormTemplates>
+</file>
+
+<file path=customXml/item2.xml><?xml version="1.0" encoding="utf-8"?>
+<p:properties xmlns:p="http://schemas.microsoft.com/office/2006/metadata/properties" xmlns:xsi="http://www.w3.org/2001/XMLSchema-instance" xmlns:pc="http://schemas.microsoft.com/office/infopath/2007/PartnerControls">
+  <documentManagement>
+    <TaxCatchAll xmlns="7dbef119-c806-4674-99ce-75fbf3d23286" xsi:nil="true"/>
+    <lcf76f155ced4ddcb4097134ff3c332f xmlns="af8ade87-a05f-4700-bc65-05433890a910">
+      <Terms xmlns="http://schemas.microsoft.com/office/infopath/2007/PartnerControls"/>
+    </lcf76f155ced4ddcb4097134ff3c332f>
+  </documentManagement>
+</p:properties>
+</file>
+
+<file path=customXml/item3.xml><?xml version="1.0" encoding="utf-8"?>
 <ct:contentTypeSchema xmlns:ct="http://schemas.microsoft.com/office/2006/metadata/contentType" xmlns:ma="http://schemas.microsoft.com/office/2006/metadata/properties/metaAttributes" ct:_="" ma:_="" ma:contentTypeName="Document" ma:contentTypeID="0x010100D15A6DDE525BB14CB2485EB548A20A03" ma:contentTypeVersion="15" ma:contentTypeDescription="Create a new document." ma:contentTypeScope="" ma:versionID="778b9d3ae3deb6341cf84ee099f669e7">
   <xsd:schema xmlns:xsd="http://www.w3.org/2001/XMLSchema" xmlns:xs="http://www.w3.org/2001/XMLSchema" xmlns:p="http://schemas.microsoft.com/office/2006/metadata/properties" xmlns:ns2="af8ade87-a05f-4700-bc65-05433890a910" xmlns:ns3="7dbef119-c806-4674-99ce-75fbf3d23286" targetNamespace="http://schemas.microsoft.com/office/2006/metadata/properties" ma:root="true" ma:fieldsID="14f0a9d412083d25e7a340daa1a38867" ns2:_="" ns3:_="">
     <xsd:import namespace="af8ade87-a05f-4700-bc65-05433890a910"/>
@@ -8271,27 +8312,26 @@
 </ct:contentTypeSchema>
 </file>
 
-<file path=customXml/item2.xml><?xml version="1.0" encoding="utf-8"?>
-<p:properties xmlns:p="http://schemas.microsoft.com/office/2006/metadata/properties" xmlns:xsi="http://www.w3.org/2001/XMLSchema-instance" xmlns:pc="http://schemas.microsoft.com/office/infopath/2007/PartnerControls">
-  <documentManagement>
-    <TaxCatchAll xmlns="7dbef119-c806-4674-99ce-75fbf3d23286" xsi:nil="true"/>
-    <lcf76f155ced4ddcb4097134ff3c332f xmlns="af8ade87-a05f-4700-bc65-05433890a910">
-      <Terms xmlns="http://schemas.microsoft.com/office/infopath/2007/PartnerControls"/>
-    </lcf76f155ced4ddcb4097134ff3c332f>
-  </documentManagement>
-</p:properties>
+<file path=customXml/itemProps1.xml><?xml version="1.0" encoding="utf-8"?>
+<ds:datastoreItem xmlns:ds="http://schemas.openxmlformats.org/officeDocument/2006/customXml" ds:itemID="{F93F3582-894A-4650-B1DA-E6BF328AEA63}">
+  <ds:schemaRefs>
+    <ds:schemaRef ds:uri="http://schemas.microsoft.com/sharepoint/v3/contenttype/forms"/>
+  </ds:schemaRefs>
+</ds:datastoreItem>
 </file>
 
-<file path=customXml/item3.xml><?xml version="1.0" encoding="utf-8"?>
-<?mso-contentType ?>
-<FormTemplates xmlns="http://schemas.microsoft.com/sharepoint/v3/contenttype/forms">
-  <Display>DocumentLibraryForm</Display>
-  <Edit>DocumentLibraryForm</Edit>
-  <New>DocumentLibraryForm</New>
-</FormTemplates>
+<file path=customXml/itemProps2.xml><?xml version="1.0" encoding="utf-8"?>
+<ds:datastoreItem xmlns:ds="http://schemas.openxmlformats.org/officeDocument/2006/customXml" ds:itemID="{5F4094FA-4F1A-4675-8E5C-3B6924602053}">
+  <ds:schemaRefs>
+    <ds:schemaRef ds:uri="http://schemas.microsoft.com/office/2006/metadata/properties"/>
+    <ds:schemaRef ds:uri="http://schemas.microsoft.com/office/infopath/2007/PartnerControls"/>
+    <ds:schemaRef ds:uri="7dbef119-c806-4674-99ce-75fbf3d23286"/>
+    <ds:schemaRef ds:uri="af8ade87-a05f-4700-bc65-05433890a910"/>
+  </ds:schemaRefs>
+</ds:datastoreItem>
 </file>
 
-<file path=customXml/itemProps1.xml><?xml version="1.0" encoding="utf-8"?>
+<file path=customXml/itemProps3.xml><?xml version="1.0" encoding="utf-8"?>
 <ds:datastoreItem xmlns:ds="http://schemas.openxmlformats.org/officeDocument/2006/customXml" ds:itemID="{AD83BEF4-1557-4623-9DCA-E22EC527C164}">
   <ds:schemaRefs>
     <ds:schemaRef ds:uri="http://schemas.microsoft.com/office/2006/metadata/contentType"/>
@@ -8310,25 +8350,6 @@
 </ds:datastoreItem>
 </file>
 
-<file path=customXml/itemProps2.xml><?xml version="1.0" encoding="utf-8"?>
-<ds:datastoreItem xmlns:ds="http://schemas.openxmlformats.org/officeDocument/2006/customXml" ds:itemID="{5F4094FA-4F1A-4675-8E5C-3B6924602053}">
-  <ds:schemaRefs>
-    <ds:schemaRef ds:uri="http://schemas.microsoft.com/office/2006/metadata/properties"/>
-    <ds:schemaRef ds:uri="http://schemas.microsoft.com/office/infopath/2007/PartnerControls"/>
-    <ds:schemaRef ds:uri="7dbef119-c806-4674-99ce-75fbf3d23286"/>
-    <ds:schemaRef ds:uri="af8ade87-a05f-4700-bc65-05433890a910"/>
-  </ds:schemaRefs>
-</ds:datastoreItem>
-</file>
-
-<file path=customXml/itemProps3.xml><?xml version="1.0" encoding="utf-8"?>
-<ds:datastoreItem xmlns:ds="http://schemas.openxmlformats.org/officeDocument/2006/customXml" ds:itemID="{F93F3582-894A-4650-B1DA-E6BF328AEA63}">
-  <ds:schemaRefs>
-    <ds:schemaRef ds:uri="http://schemas.microsoft.com/sharepoint/v3/contenttype/forms"/>
-  </ds:schemaRefs>
-</ds:datastoreItem>
-</file>
-
 <file path=docMetadata/LabelInfo.xml><?xml version="1.0" encoding="utf-8"?>
 <clbl:labelList xmlns:clbl="http://schemas.microsoft.com/office/2020/mipLabelMetadata">
   <clbl:label id="{e0793d39-0939-496d-b129-198edd916feb}" enabled="0" method="" siteId="{e0793d39-0939-496d-b129-198edd916feb}" removed="1"/>

--- a/PHOCS-Docgentemplates/PermitforWaterSupplySystem.docx
+++ b/PHOCS-Docgentemplates/PermitforWaterSupplySystem.docx
@@ -1727,6 +1727,16 @@
               </w:rPr>
               <w:t>}}</w:t>
             </w:r>
+          </w:p>
+          <w:p>
+            <w:pPr>
+              <w:rPr>
+                <w:rFonts w:ascii="Calibri" w:eastAsia="Times New Roman" w:hAnsi="Calibri" w:cs="Calibri"/>
+                <w:color w:val="000000" w:themeColor="text1"/>
+                <w:sz w:val="24"/>
+                <w:szCs w:val="24"/>
+              </w:rPr>
+            </w:pPr>
           </w:p>
           <w:p>
             <w:pPr>
@@ -7347,6 +7357,7 @@
   <w:style w:type="character" w:default="1" w:styleId="DefaultParagraphFont">
     <w:name w:val="Default Paragraph Font"/>
     <w:uiPriority w:val="1"/>
+    <w:semiHidden/>
     <w:unhideWhenUsed/>
   </w:style>
   <w:style w:type="table" w:default="1" w:styleId="TableNormal">
@@ -8064,26 +8075,6 @@
 </file>
 
 <file path=customXml/item1.xml><?xml version="1.0" encoding="utf-8"?>
-<?mso-contentType ?>
-<FormTemplates xmlns="http://schemas.microsoft.com/sharepoint/v3/contenttype/forms">
-  <Display>DocumentLibraryForm</Display>
-  <Edit>DocumentLibraryForm</Edit>
-  <New>DocumentLibraryForm</New>
-</FormTemplates>
-</file>
-
-<file path=customXml/item2.xml><?xml version="1.0" encoding="utf-8"?>
-<p:properties xmlns:p="http://schemas.microsoft.com/office/2006/metadata/properties" xmlns:xsi="http://www.w3.org/2001/XMLSchema-instance" xmlns:pc="http://schemas.microsoft.com/office/infopath/2007/PartnerControls">
-  <documentManagement>
-    <TaxCatchAll xmlns="7dbef119-c806-4674-99ce-75fbf3d23286" xsi:nil="true"/>
-    <lcf76f155ced4ddcb4097134ff3c332f xmlns="af8ade87-a05f-4700-bc65-05433890a910">
-      <Terms xmlns="http://schemas.microsoft.com/office/infopath/2007/PartnerControls"/>
-    </lcf76f155ced4ddcb4097134ff3c332f>
-  </documentManagement>
-</p:properties>
-</file>
-
-<file path=customXml/item3.xml><?xml version="1.0" encoding="utf-8"?>
 <ct:contentTypeSchema xmlns:ct="http://schemas.microsoft.com/office/2006/metadata/contentType" xmlns:ma="http://schemas.microsoft.com/office/2006/metadata/properties/metaAttributes" ct:_="" ma:_="" ma:contentTypeName="Document" ma:contentTypeID="0x010100D15A6DDE525BB14CB2485EB548A20A03" ma:contentTypeVersion="15" ma:contentTypeDescription="Create a new document." ma:contentTypeScope="" ma:versionID="778b9d3ae3deb6341cf84ee099f669e7">
   <xsd:schema xmlns:xsd="http://www.w3.org/2001/XMLSchema" xmlns:xs="http://www.w3.org/2001/XMLSchema" xmlns:p="http://schemas.microsoft.com/office/2006/metadata/properties" xmlns:ns2="af8ade87-a05f-4700-bc65-05433890a910" xmlns:ns3="7dbef119-c806-4674-99ce-75fbf3d23286" targetNamespace="http://schemas.microsoft.com/office/2006/metadata/properties" ma:root="true" ma:fieldsID="14f0a9d412083d25e7a340daa1a38867" ns2:_="" ns3:_="">
     <xsd:import namespace="af8ade87-a05f-4700-bc65-05433890a910"/>
@@ -8312,26 +8303,27 @@
 </ct:contentTypeSchema>
 </file>
 
-<file path=customXml/itemProps1.xml><?xml version="1.0" encoding="utf-8"?>
-<ds:datastoreItem xmlns:ds="http://schemas.openxmlformats.org/officeDocument/2006/customXml" ds:itemID="{F93F3582-894A-4650-B1DA-E6BF328AEA63}">
-  <ds:schemaRefs>
-    <ds:schemaRef ds:uri="http://schemas.microsoft.com/sharepoint/v3/contenttype/forms"/>
-  </ds:schemaRefs>
-</ds:datastoreItem>
+<file path=customXml/item2.xml><?xml version="1.0" encoding="utf-8"?>
+<p:properties xmlns:p="http://schemas.microsoft.com/office/2006/metadata/properties" xmlns:xsi="http://www.w3.org/2001/XMLSchema-instance" xmlns:pc="http://schemas.microsoft.com/office/infopath/2007/PartnerControls">
+  <documentManagement>
+    <TaxCatchAll xmlns="7dbef119-c806-4674-99ce-75fbf3d23286" xsi:nil="true"/>
+    <lcf76f155ced4ddcb4097134ff3c332f xmlns="af8ade87-a05f-4700-bc65-05433890a910">
+      <Terms xmlns="http://schemas.microsoft.com/office/infopath/2007/PartnerControls"/>
+    </lcf76f155ced4ddcb4097134ff3c332f>
+  </documentManagement>
+</p:properties>
 </file>
 
-<file path=customXml/itemProps2.xml><?xml version="1.0" encoding="utf-8"?>
-<ds:datastoreItem xmlns:ds="http://schemas.openxmlformats.org/officeDocument/2006/customXml" ds:itemID="{5F4094FA-4F1A-4675-8E5C-3B6924602053}">
-  <ds:schemaRefs>
-    <ds:schemaRef ds:uri="http://schemas.microsoft.com/office/2006/metadata/properties"/>
-    <ds:schemaRef ds:uri="http://schemas.microsoft.com/office/infopath/2007/PartnerControls"/>
-    <ds:schemaRef ds:uri="7dbef119-c806-4674-99ce-75fbf3d23286"/>
-    <ds:schemaRef ds:uri="af8ade87-a05f-4700-bc65-05433890a910"/>
-  </ds:schemaRefs>
-</ds:datastoreItem>
+<file path=customXml/item3.xml><?xml version="1.0" encoding="utf-8"?>
+<?mso-contentType ?>
+<FormTemplates xmlns="http://schemas.microsoft.com/sharepoint/v3/contenttype/forms">
+  <Display>DocumentLibraryForm</Display>
+  <Edit>DocumentLibraryForm</Edit>
+  <New>DocumentLibraryForm</New>
+</FormTemplates>
 </file>
 
-<file path=customXml/itemProps3.xml><?xml version="1.0" encoding="utf-8"?>
+<file path=customXml/itemProps1.xml><?xml version="1.0" encoding="utf-8"?>
 <ds:datastoreItem xmlns:ds="http://schemas.openxmlformats.org/officeDocument/2006/customXml" ds:itemID="{AD83BEF4-1557-4623-9DCA-E22EC527C164}">
   <ds:schemaRefs>
     <ds:schemaRef ds:uri="http://schemas.microsoft.com/office/2006/metadata/contentType"/>
@@ -8350,6 +8342,25 @@
 </ds:datastoreItem>
 </file>
 
+<file path=customXml/itemProps2.xml><?xml version="1.0" encoding="utf-8"?>
+<ds:datastoreItem xmlns:ds="http://schemas.openxmlformats.org/officeDocument/2006/customXml" ds:itemID="{5F4094FA-4F1A-4675-8E5C-3B6924602053}">
+  <ds:schemaRefs>
+    <ds:schemaRef ds:uri="http://schemas.microsoft.com/office/2006/metadata/properties"/>
+    <ds:schemaRef ds:uri="http://schemas.microsoft.com/office/infopath/2007/PartnerControls"/>
+    <ds:schemaRef ds:uri="7dbef119-c806-4674-99ce-75fbf3d23286"/>
+    <ds:schemaRef ds:uri="af8ade87-a05f-4700-bc65-05433890a910"/>
+  </ds:schemaRefs>
+</ds:datastoreItem>
+</file>
+
+<file path=customXml/itemProps3.xml><?xml version="1.0" encoding="utf-8"?>
+<ds:datastoreItem xmlns:ds="http://schemas.openxmlformats.org/officeDocument/2006/customXml" ds:itemID="{F93F3582-894A-4650-B1DA-E6BF328AEA63}">
+  <ds:schemaRefs>
+    <ds:schemaRef ds:uri="http://schemas.microsoft.com/sharepoint/v3/contenttype/forms"/>
+  </ds:schemaRefs>
+</ds:datastoreItem>
+</file>
+
 <file path=docMetadata/LabelInfo.xml><?xml version="1.0" encoding="utf-8"?>
 <clbl:labelList xmlns:clbl="http://schemas.microsoft.com/office/2020/mipLabelMetadata">
   <clbl:label id="{e0793d39-0939-496d-b129-198edd916feb}" enabled="0" method="" siteId="{e0793d39-0939-496d-b129-198edd916feb}" removed="1"/>

--- a/PHOCS-Docgentemplates/PermitforWaterSupplySystem.docx
+++ b/PHOCS-Docgentemplates/PermitforWaterSupplySystem.docx
@@ -3456,12 +3456,12 @@
             <w:proofErr w:type="spellStart"/>
             <w:r>
               <w:rPr>
-                <w:rFonts w:ascii="Segoe UI" w:hAnsi="Segoe UI" w:cs="Segoe UI"/>
+                <w:rFonts w:ascii="Calibri" w:hAnsi="Calibri" w:cs="Calibri"/>
                 <w:color w:val="181818"/>
-                <w:sz w:val="20"/>
-                <w:szCs w:val="20"/>
-              </w:rPr>
-              <w:t>BLAccountFacilityHAName</w:t>
+                <w:sz w:val="24"/>
+                <w:szCs w:val="24"/>
+              </w:rPr>
+              <w:t>BLAccountHealthAuthority</w:t>
             </w:r>
             <w:proofErr w:type="spellEnd"/>
             <w:r>
@@ -7357,7 +7357,6 @@
   <w:style w:type="character" w:default="1" w:styleId="DefaultParagraphFont">
     <w:name w:val="Default Paragraph Font"/>
     <w:uiPriority w:val="1"/>
-    <w:semiHidden/>
     <w:unhideWhenUsed/>
   </w:style>
   <w:style w:type="table" w:default="1" w:styleId="TableNormal">
@@ -8075,6 +8074,17 @@
 </file>
 
 <file path=customXml/item1.xml><?xml version="1.0" encoding="utf-8"?>
+<p:properties xmlns:p="http://schemas.microsoft.com/office/2006/metadata/properties" xmlns:xsi="http://www.w3.org/2001/XMLSchema-instance" xmlns:pc="http://schemas.microsoft.com/office/infopath/2007/PartnerControls">
+  <documentManagement>
+    <TaxCatchAll xmlns="7dbef119-c806-4674-99ce-75fbf3d23286" xsi:nil="true"/>
+    <lcf76f155ced4ddcb4097134ff3c332f xmlns="af8ade87-a05f-4700-bc65-05433890a910">
+      <Terms xmlns="http://schemas.microsoft.com/office/infopath/2007/PartnerControls"/>
+    </lcf76f155ced4ddcb4097134ff3c332f>
+  </documentManagement>
+</p:properties>
+</file>
+
+<file path=customXml/item2.xml><?xml version="1.0" encoding="utf-8"?>
 <ct:contentTypeSchema xmlns:ct="http://schemas.microsoft.com/office/2006/metadata/contentType" xmlns:ma="http://schemas.microsoft.com/office/2006/metadata/properties/metaAttributes" ct:_="" ma:_="" ma:contentTypeName="Document" ma:contentTypeID="0x010100D15A6DDE525BB14CB2485EB548A20A03" ma:contentTypeVersion="15" ma:contentTypeDescription="Create a new document." ma:contentTypeScope="" ma:versionID="778b9d3ae3deb6341cf84ee099f669e7">
   <xsd:schema xmlns:xsd="http://www.w3.org/2001/XMLSchema" xmlns:xs="http://www.w3.org/2001/XMLSchema" xmlns:p="http://schemas.microsoft.com/office/2006/metadata/properties" xmlns:ns2="af8ade87-a05f-4700-bc65-05433890a910" xmlns:ns3="7dbef119-c806-4674-99ce-75fbf3d23286" targetNamespace="http://schemas.microsoft.com/office/2006/metadata/properties" ma:root="true" ma:fieldsID="14f0a9d412083d25e7a340daa1a38867" ns2:_="" ns3:_="">
     <xsd:import namespace="af8ade87-a05f-4700-bc65-05433890a910"/>
@@ -8303,17 +8313,6 @@
 </ct:contentTypeSchema>
 </file>
 
-<file path=customXml/item2.xml><?xml version="1.0" encoding="utf-8"?>
-<p:properties xmlns:p="http://schemas.microsoft.com/office/2006/metadata/properties" xmlns:xsi="http://www.w3.org/2001/XMLSchema-instance" xmlns:pc="http://schemas.microsoft.com/office/infopath/2007/PartnerControls">
-  <documentManagement>
-    <TaxCatchAll xmlns="7dbef119-c806-4674-99ce-75fbf3d23286" xsi:nil="true"/>
-    <lcf76f155ced4ddcb4097134ff3c332f xmlns="af8ade87-a05f-4700-bc65-05433890a910">
-      <Terms xmlns="http://schemas.microsoft.com/office/infopath/2007/PartnerControls"/>
-    </lcf76f155ced4ddcb4097134ff3c332f>
-  </documentManagement>
-</p:properties>
-</file>
-
 <file path=customXml/item3.xml><?xml version="1.0" encoding="utf-8"?>
 <?mso-contentType ?>
 <FormTemplates xmlns="http://schemas.microsoft.com/sharepoint/v3/contenttype/forms">
@@ -8324,6 +8323,17 @@
 </file>
 
 <file path=customXml/itemProps1.xml><?xml version="1.0" encoding="utf-8"?>
+<ds:datastoreItem xmlns:ds="http://schemas.openxmlformats.org/officeDocument/2006/customXml" ds:itemID="{5F4094FA-4F1A-4675-8E5C-3B6924602053}">
+  <ds:schemaRefs>
+    <ds:schemaRef ds:uri="http://schemas.microsoft.com/office/2006/metadata/properties"/>
+    <ds:schemaRef ds:uri="http://schemas.microsoft.com/office/infopath/2007/PartnerControls"/>
+    <ds:schemaRef ds:uri="7dbef119-c806-4674-99ce-75fbf3d23286"/>
+    <ds:schemaRef ds:uri="af8ade87-a05f-4700-bc65-05433890a910"/>
+  </ds:schemaRefs>
+</ds:datastoreItem>
+</file>
+
+<file path=customXml/itemProps2.xml><?xml version="1.0" encoding="utf-8"?>
 <ds:datastoreItem xmlns:ds="http://schemas.openxmlformats.org/officeDocument/2006/customXml" ds:itemID="{AD83BEF4-1557-4623-9DCA-E22EC527C164}">
   <ds:schemaRefs>
     <ds:schemaRef ds:uri="http://schemas.microsoft.com/office/2006/metadata/contentType"/>
@@ -8342,17 +8352,6 @@
 </ds:datastoreItem>
 </file>
 
-<file path=customXml/itemProps2.xml><?xml version="1.0" encoding="utf-8"?>
-<ds:datastoreItem xmlns:ds="http://schemas.openxmlformats.org/officeDocument/2006/customXml" ds:itemID="{5F4094FA-4F1A-4675-8E5C-3B6924602053}">
-  <ds:schemaRefs>
-    <ds:schemaRef ds:uri="http://schemas.microsoft.com/office/2006/metadata/properties"/>
-    <ds:schemaRef ds:uri="http://schemas.microsoft.com/office/infopath/2007/PartnerControls"/>
-    <ds:schemaRef ds:uri="7dbef119-c806-4674-99ce-75fbf3d23286"/>
-    <ds:schemaRef ds:uri="af8ade87-a05f-4700-bc65-05433890a910"/>
-  </ds:schemaRefs>
-</ds:datastoreItem>
-</file>
-
 <file path=customXml/itemProps3.xml><?xml version="1.0" encoding="utf-8"?>
 <ds:datastoreItem xmlns:ds="http://schemas.openxmlformats.org/officeDocument/2006/customXml" ds:itemID="{F93F3582-894A-4650-B1DA-E6BF328AEA63}">
   <ds:schemaRefs>

--- a/PHOCS-Docgentemplates/PermitforWaterSupplySystem.docx
+++ b/PHOCS-Docgentemplates/PermitforWaterSupplySystem.docx
@@ -2430,27 +2430,15 @@
     </w:p>
     <w:p>
       <w:pPr>
-        <w:pStyle w:val="ListParagraph"/>
-        <w:numPr>
-          <w:ilvl w:val="0"/>
-          <w:numId w:val="2"/>
-        </w:numPr>
         <w:spacing w:after="0" w:line="240" w:lineRule="auto"/>
-        <w:ind w:left="0" w:firstLine="0"/>
         <w:textAlignment w:val="baseline"/>
         <w:rPr>
           <w:rFonts w:ascii="Calibri" w:eastAsiaTheme="minorEastAsia" w:hAnsi="Calibri" w:cs="Calibri"/>
           <w:color w:val="000000" w:themeColor="text1"/>
-          <w:lang w:val="en-US"/>
-        </w:rPr>
-      </w:pPr>
-      <w:r>
-        <w:rPr>
-          <w:rFonts w:ascii="Calibri" w:eastAsiaTheme="minorEastAsia" w:hAnsi="Calibri" w:cs="Calibri"/>
-          <w:i/>
-          <w:iCs/>
-        </w:rPr>
-        <w:t xml:space="preserve"> </w:t>
+        </w:rPr>
+      </w:pPr>
+      <w:r>
+        <w:t xml:space="preserve">(i)   </w:t>
       </w:r>
       <w:hyperlink r:id="rId10">
         <w:r>
@@ -2466,19 +2454,20 @@
     </w:p>
     <w:p>
       <w:pPr>
-        <w:pStyle w:val="ListParagraph"/>
-        <w:numPr>
-          <w:ilvl w:val="0"/>
-          <w:numId w:val="2"/>
-        </w:numPr>
         <w:spacing w:after="0" w:line="240" w:lineRule="auto"/>
-        <w:ind w:left="0" w:firstLine="0"/>
         <w:textAlignment w:val="baseline"/>
         <w:rPr>
           <w:rFonts w:ascii="Calibri" w:eastAsiaTheme="minorEastAsia" w:hAnsi="Calibri" w:cs="Calibri"/>
           <w:color w:val="000000" w:themeColor="text1"/>
         </w:rPr>
       </w:pPr>
+      <w:r>
+        <w:rPr>
+          <w:rFonts w:ascii="Calibri" w:eastAsiaTheme="minorEastAsia" w:hAnsi="Calibri" w:cs="Calibri"/>
+          <w:color w:val="000000" w:themeColor="text1"/>
+        </w:rPr>
+        <w:t xml:space="preserve">(ii) </w:t>
+      </w:r>
       <w:r>
         <w:rPr>
           <w:rFonts w:ascii="Calibri" w:eastAsiaTheme="minorEastAsia" w:hAnsi="Calibri" w:cs="Calibri"/>
@@ -2496,13 +2485,7 @@
     </w:p>
     <w:p>
       <w:pPr>
-        <w:pStyle w:val="ListParagraph"/>
-        <w:numPr>
-          <w:ilvl w:val="0"/>
-          <w:numId w:val="2"/>
-        </w:numPr>
         <w:spacing w:after="0" w:line="240" w:lineRule="auto"/>
-        <w:ind w:left="0" w:firstLine="0"/>
         <w:textAlignment w:val="baseline"/>
         <w:rPr>
           <w:rFonts w:ascii="Calibri" w:eastAsiaTheme="minorEastAsia" w:hAnsi="Calibri" w:cs="Calibri"/>
@@ -2514,7 +2497,7 @@
           <w:rFonts w:ascii="Calibri" w:eastAsiaTheme="minorEastAsia" w:hAnsi="Calibri" w:cs="Calibri"/>
           <w:color w:val="000000" w:themeColor="text1"/>
         </w:rPr>
-        <w:t xml:space="preserve"> </w:t>
+        <w:t xml:space="preserve">(iii) </w:t>
       </w:r>
       <w:r>
         <w:rPr>
@@ -2526,17 +2509,12 @@
     </w:p>
     <w:p>
       <w:pPr>
-        <w:pStyle w:val="ListParagraph"/>
-        <w:numPr>
-          <w:ilvl w:val="0"/>
-          <w:numId w:val="2"/>
-        </w:numPr>
         <w:spacing w:after="0" w:line="240" w:lineRule="auto"/>
-        <w:ind w:left="0" w:firstLine="0"/>
         <w:textAlignment w:val="baseline"/>
         <w:rPr>
           <w:rFonts w:ascii="Calibri" w:eastAsiaTheme="minorEastAsia" w:hAnsi="Calibri" w:cs="Calibri"/>
           <w:color w:val="000000" w:themeColor="text1"/>
+          <w:lang w:val="en-US"/>
         </w:rPr>
       </w:pPr>
       <w:r>
@@ -2545,7 +2523,7 @@
           <w:color w:val="000000" w:themeColor="text1"/>
           <w:lang w:val="en-GB"/>
         </w:rPr>
-        <w:t xml:space="preserve"> </w:t>
+        <w:t xml:space="preserve">(iv) </w:t>
       </w:r>
       <w:r>
         <w:rPr>
@@ -2661,7 +2639,7 @@
           <w:rFonts w:ascii="Calibri" w:eastAsiaTheme="minorEastAsia" w:hAnsi="Calibri" w:cs="Calibri"/>
           <w:color w:val="000000" w:themeColor="text1"/>
         </w:rPr>
-        <w:t xml:space="preserve">The Water Supplier is responsible for ensuring that, following completion of construction or </w:t>
+        <w:t xml:space="preserve">The Water Supplier is responsible for ensuring that, following completion of construction or repair of any portion of the water system, and prior to the delivery of water to customers </w:t>
       </w:r>
       <w:r>
         <w:tab/>
@@ -2671,30 +2649,7 @@
           <w:rFonts w:ascii="Calibri" w:eastAsiaTheme="minorEastAsia" w:hAnsi="Calibri" w:cs="Calibri"/>
           <w:color w:val="000000" w:themeColor="text1"/>
         </w:rPr>
-        <w:t xml:space="preserve">repair of any portion of the water system, and prior to the delivery of water to customers </w:t>
-      </w:r>
-      <w:r>
-        <w:tab/>
-      </w:r>
-      <w:r>
-        <w:rPr>
-          <w:rFonts w:ascii="Calibri" w:eastAsiaTheme="minorEastAsia" w:hAnsi="Calibri" w:cs="Calibri"/>
-          <w:color w:val="000000" w:themeColor="text1"/>
-        </w:rPr>
-        <w:t xml:space="preserve">served by these works, all waterworks affected are adequately cleaned, flushed, and </w:t>
-      </w:r>
-      <w:r>
-        <w:tab/>
-      </w:r>
-      <w:r>
-        <w:tab/>
-      </w:r>
-      <w:r>
-        <w:rPr>
-          <w:rFonts w:ascii="Calibri" w:eastAsiaTheme="minorEastAsia" w:hAnsi="Calibri" w:cs="Calibri"/>
-          <w:color w:val="000000" w:themeColor="text1"/>
-        </w:rPr>
-        <w:t>disinfected in accordance with appropriate AWWA standards, or equivalent.</w:t>
+        <w:t>served by these works, all waterworks affected are adequately cleaned, flushed, and disinfected in accordance with appropriate AWWA standards, or equivalent.</w:t>
       </w:r>
     </w:p>
     <w:p>
@@ -3757,9 +3712,9 @@
       <w:lvlJc w:val="left"/>
       <w:pPr>
         <w:tabs>
-          <w:tab w:val="num" w:pos="720"/>
-        </w:tabs>
-        <w:ind w:left="720" w:hanging="360"/>
+          <w:tab w:val="num" w:pos="6300"/>
+        </w:tabs>
+        <w:ind w:left="6300" w:hanging="360"/>
       </w:pPr>
       <w:rPr>
         <w:rFonts w:ascii="Symbol" w:hAnsi="Symbol" w:hint="default"/>
@@ -3773,9 +3728,9 @@
       <w:lvlJc w:val="left"/>
       <w:pPr>
         <w:tabs>
-          <w:tab w:val="num" w:pos="1440"/>
-        </w:tabs>
-        <w:ind w:left="1440" w:hanging="360"/>
+          <w:tab w:val="num" w:pos="7020"/>
+        </w:tabs>
+        <w:ind w:left="7020" w:hanging="360"/>
       </w:pPr>
       <w:rPr>
         <w:rFonts w:ascii="Symbol" w:hAnsi="Symbol" w:hint="default"/>
@@ -3789,9 +3744,9 @@
       <w:lvlJc w:val="left"/>
       <w:pPr>
         <w:tabs>
-          <w:tab w:val="num" w:pos="2160"/>
-        </w:tabs>
-        <w:ind w:left="2160" w:hanging="360"/>
+          <w:tab w:val="num" w:pos="7740"/>
+        </w:tabs>
+        <w:ind w:left="7740" w:hanging="360"/>
       </w:pPr>
       <w:rPr>
         <w:rFonts w:ascii="Symbol" w:hAnsi="Symbol" w:hint="default"/>
@@ -3805,9 +3760,9 @@
       <w:lvlJc w:val="left"/>
       <w:pPr>
         <w:tabs>
-          <w:tab w:val="num" w:pos="2880"/>
-        </w:tabs>
-        <w:ind w:left="2880" w:hanging="360"/>
+          <w:tab w:val="num" w:pos="8460"/>
+        </w:tabs>
+        <w:ind w:left="8460" w:hanging="360"/>
       </w:pPr>
       <w:rPr>
         <w:rFonts w:ascii="Symbol" w:hAnsi="Symbol" w:hint="default"/>
@@ -3821,9 +3776,9 @@
       <w:lvlJc w:val="left"/>
       <w:pPr>
         <w:tabs>
-          <w:tab w:val="num" w:pos="3600"/>
-        </w:tabs>
-        <w:ind w:left="3600" w:hanging="360"/>
+          <w:tab w:val="num" w:pos="9180"/>
+        </w:tabs>
+        <w:ind w:left="9180" w:hanging="360"/>
       </w:pPr>
       <w:rPr>
         <w:rFonts w:ascii="Symbol" w:hAnsi="Symbol" w:hint="default"/>
@@ -3837,9 +3792,9 @@
       <w:lvlJc w:val="left"/>
       <w:pPr>
         <w:tabs>
-          <w:tab w:val="num" w:pos="4320"/>
-        </w:tabs>
-        <w:ind w:left="4320" w:hanging="360"/>
+          <w:tab w:val="num" w:pos="9900"/>
+        </w:tabs>
+        <w:ind w:left="9900" w:hanging="360"/>
       </w:pPr>
       <w:rPr>
         <w:rFonts w:ascii="Symbol" w:hAnsi="Symbol" w:hint="default"/>
@@ -3853,9 +3808,9 @@
       <w:lvlJc w:val="left"/>
       <w:pPr>
         <w:tabs>
-          <w:tab w:val="num" w:pos="5040"/>
-        </w:tabs>
-        <w:ind w:left="5040" w:hanging="360"/>
+          <w:tab w:val="num" w:pos="10620"/>
+        </w:tabs>
+        <w:ind w:left="10620" w:hanging="360"/>
       </w:pPr>
       <w:rPr>
         <w:rFonts w:ascii="Symbol" w:hAnsi="Symbol" w:hint="default"/>
@@ -3869,9 +3824,9 @@
       <w:lvlJc w:val="left"/>
       <w:pPr>
         <w:tabs>
-          <w:tab w:val="num" w:pos="5760"/>
-        </w:tabs>
-        <w:ind w:left="5760" w:hanging="360"/>
+          <w:tab w:val="num" w:pos="11340"/>
+        </w:tabs>
+        <w:ind w:left="11340" w:hanging="360"/>
       </w:pPr>
       <w:rPr>
         <w:rFonts w:ascii="Symbol" w:hAnsi="Symbol" w:hint="default"/>
@@ -3885,9 +3840,9 @@
       <w:lvlJc w:val="left"/>
       <w:pPr>
         <w:tabs>
-          <w:tab w:val="num" w:pos="6480"/>
-        </w:tabs>
-        <w:ind w:left="6480" w:hanging="360"/>
+          <w:tab w:val="num" w:pos="12060"/>
+        </w:tabs>
+        <w:ind w:left="12060" w:hanging="360"/>
       </w:pPr>
       <w:rPr>
         <w:rFonts w:ascii="Symbol" w:hAnsi="Symbol" w:hint="default"/>
@@ -4441,7 +4396,7 @@
       <w:lvlText w:val="(%1)"/>
       <w:lvlJc w:val="right"/>
       <w:pPr>
-        <w:ind w:left="1080" w:hanging="360"/>
+        <w:ind w:left="2160" w:hanging="360"/>
       </w:pPr>
     </w:lvl>
     <w:lvl w:ilvl="1" w:tplc="57A23A0E">
@@ -4450,7 +4405,7 @@
       <w:lvlText w:val="%2."/>
       <w:lvlJc w:val="left"/>
       <w:pPr>
-        <w:ind w:left="1800" w:hanging="360"/>
+        <w:ind w:left="2880" w:hanging="360"/>
       </w:pPr>
     </w:lvl>
     <w:lvl w:ilvl="2" w:tplc="A648AB62">
@@ -4459,7 +4414,7 @@
       <w:lvlText w:val="%3."/>
       <w:lvlJc w:val="right"/>
       <w:pPr>
-        <w:ind w:left="2520" w:hanging="180"/>
+        <w:ind w:left="3600" w:hanging="180"/>
       </w:pPr>
     </w:lvl>
     <w:lvl w:ilvl="3" w:tplc="566E2C4C">
@@ -4468,7 +4423,7 @@
       <w:lvlText w:val="%4."/>
       <w:lvlJc w:val="left"/>
       <w:pPr>
-        <w:ind w:left="3240" w:hanging="360"/>
+        <w:ind w:left="4320" w:hanging="360"/>
       </w:pPr>
     </w:lvl>
     <w:lvl w:ilvl="4" w:tplc="C554E34E">
@@ -4477,7 +4432,7 @@
       <w:lvlText w:val="%5."/>
       <w:lvlJc w:val="left"/>
       <w:pPr>
-        <w:ind w:left="3960" w:hanging="360"/>
+        <w:ind w:left="5040" w:hanging="360"/>
       </w:pPr>
     </w:lvl>
     <w:lvl w:ilvl="5" w:tplc="C9E86454">
@@ -4486,7 +4441,7 @@
       <w:lvlText w:val="%6."/>
       <w:lvlJc w:val="right"/>
       <w:pPr>
-        <w:ind w:left="4680" w:hanging="180"/>
+        <w:ind w:left="5760" w:hanging="180"/>
       </w:pPr>
     </w:lvl>
     <w:lvl w:ilvl="6" w:tplc="76CAAD02">
@@ -4495,7 +4450,7 @@
       <w:lvlText w:val="%7."/>
       <w:lvlJc w:val="left"/>
       <w:pPr>
-        <w:ind w:left="5400" w:hanging="360"/>
+        <w:ind w:left="6480" w:hanging="360"/>
       </w:pPr>
     </w:lvl>
     <w:lvl w:ilvl="7" w:tplc="D8EA06B0">
@@ -4504,7 +4459,7 @@
       <w:lvlText w:val="%8."/>
       <w:lvlJc w:val="left"/>
       <w:pPr>
-        <w:ind w:left="6120" w:hanging="360"/>
+        <w:ind w:left="7200" w:hanging="360"/>
       </w:pPr>
     </w:lvl>
     <w:lvl w:ilvl="8" w:tplc="E7D46B84">
@@ -4513,7 +4468,7 @@
       <w:lvlText w:val="%9."/>
       <w:lvlJc w:val="right"/>
       <w:pPr>
-        <w:ind w:left="6840" w:hanging="180"/>
+        <w:ind w:left="7920" w:hanging="180"/>
       </w:pPr>
     </w:lvl>
   </w:abstractNum>
@@ -4756,6 +4711,365 @@
     </w:lvl>
   </w:abstractNum>
   <w:abstractNum w:abstractNumId="8" w15:restartNumberingAfterBreak="0">
+    <w:nsid w:val="12807E27"/>
+    <w:multiLevelType w:val="hybridMultilevel"/>
+    <w:tmpl w:val="A4361A66"/>
+    <w:lvl w:ilvl="0" w:tplc="0E54FE46">
+      <w:start w:val="1"/>
+      <w:numFmt w:val="lowerRoman"/>
+      <w:lvlText w:val="(%1)"/>
+      <w:lvlJc w:val="right"/>
+      <w:pPr>
+        <w:ind w:left="720" w:hanging="720"/>
+      </w:pPr>
+      <w:rPr>
+        <w:rFonts w:asciiTheme="minorHAnsi" w:eastAsiaTheme="minorHAnsi" w:hAnsiTheme="minorHAnsi" w:cstheme="minorBidi"/>
+        <w:color w:val="auto"/>
+      </w:rPr>
+    </w:lvl>
+    <w:lvl w:ilvl="1" w:tplc="FFFFFFFF" w:tentative="1">
+      <w:start w:val="1"/>
+      <w:numFmt w:val="lowerLetter"/>
+      <w:lvlText w:val="%2."/>
+      <w:lvlJc w:val="left"/>
+      <w:pPr>
+        <w:ind w:left="1080" w:hanging="360"/>
+      </w:pPr>
+    </w:lvl>
+    <w:lvl w:ilvl="2" w:tplc="FFFFFFFF" w:tentative="1">
+      <w:start w:val="1"/>
+      <w:numFmt w:val="lowerRoman"/>
+      <w:lvlText w:val="%3."/>
+      <w:lvlJc w:val="right"/>
+      <w:pPr>
+        <w:ind w:left="1800" w:hanging="180"/>
+      </w:pPr>
+    </w:lvl>
+    <w:lvl w:ilvl="3" w:tplc="FFFFFFFF" w:tentative="1">
+      <w:start w:val="1"/>
+      <w:numFmt w:val="decimal"/>
+      <w:lvlText w:val="%4."/>
+      <w:lvlJc w:val="left"/>
+      <w:pPr>
+        <w:ind w:left="2520" w:hanging="360"/>
+      </w:pPr>
+    </w:lvl>
+    <w:lvl w:ilvl="4" w:tplc="FFFFFFFF" w:tentative="1">
+      <w:start w:val="1"/>
+      <w:numFmt w:val="lowerLetter"/>
+      <w:lvlText w:val="%5."/>
+      <w:lvlJc w:val="left"/>
+      <w:pPr>
+        <w:ind w:left="3240" w:hanging="360"/>
+      </w:pPr>
+    </w:lvl>
+    <w:lvl w:ilvl="5" w:tplc="FFFFFFFF" w:tentative="1">
+      <w:start w:val="1"/>
+      <w:numFmt w:val="lowerRoman"/>
+      <w:lvlText w:val="%6."/>
+      <w:lvlJc w:val="right"/>
+      <w:pPr>
+        <w:ind w:left="3960" w:hanging="180"/>
+      </w:pPr>
+    </w:lvl>
+    <w:lvl w:ilvl="6" w:tplc="FFFFFFFF" w:tentative="1">
+      <w:start w:val="1"/>
+      <w:numFmt w:val="decimal"/>
+      <w:lvlText w:val="%7."/>
+      <w:lvlJc w:val="left"/>
+      <w:pPr>
+        <w:ind w:left="4680" w:hanging="360"/>
+      </w:pPr>
+    </w:lvl>
+    <w:lvl w:ilvl="7" w:tplc="FFFFFFFF" w:tentative="1">
+      <w:start w:val="1"/>
+      <w:numFmt w:val="lowerLetter"/>
+      <w:lvlText w:val="%8."/>
+      <w:lvlJc w:val="left"/>
+      <w:pPr>
+        <w:ind w:left="5400" w:hanging="360"/>
+      </w:pPr>
+    </w:lvl>
+    <w:lvl w:ilvl="8" w:tplc="FFFFFFFF" w:tentative="1">
+      <w:start w:val="1"/>
+      <w:numFmt w:val="lowerRoman"/>
+      <w:lvlText w:val="%9."/>
+      <w:lvlJc w:val="right"/>
+      <w:pPr>
+        <w:ind w:left="6120" w:hanging="180"/>
+      </w:pPr>
+    </w:lvl>
+  </w:abstractNum>
+  <w:abstractNum w:abstractNumId="9" w15:restartNumberingAfterBreak="0">
+    <w:nsid w:val="195A4A30"/>
+    <w:multiLevelType w:val="hybridMultilevel"/>
+    <w:tmpl w:val="F6EEA822"/>
+    <w:lvl w:ilvl="0" w:tplc="100C044A">
+      <w:start w:val="1"/>
+      <w:numFmt w:val="lowerRoman"/>
+      <w:lvlText w:val="(%1)"/>
+      <w:lvlJc w:val="left"/>
+      <w:pPr>
+        <w:ind w:left="1080" w:hanging="720"/>
+      </w:pPr>
+      <w:rPr>
+        <w:rFonts w:asciiTheme="minorHAnsi" w:eastAsiaTheme="minorHAnsi" w:hAnsiTheme="minorHAnsi" w:cstheme="minorBidi" w:hint="default"/>
+        <w:color w:val="auto"/>
+      </w:rPr>
+    </w:lvl>
+    <w:lvl w:ilvl="1" w:tplc="04090019" w:tentative="1">
+      <w:start w:val="1"/>
+      <w:numFmt w:val="lowerLetter"/>
+      <w:lvlText w:val="%2."/>
+      <w:lvlJc w:val="left"/>
+      <w:pPr>
+        <w:ind w:left="1440" w:hanging="360"/>
+      </w:pPr>
+    </w:lvl>
+    <w:lvl w:ilvl="2" w:tplc="0409001B" w:tentative="1">
+      <w:start w:val="1"/>
+      <w:numFmt w:val="lowerRoman"/>
+      <w:lvlText w:val="%3."/>
+      <w:lvlJc w:val="right"/>
+      <w:pPr>
+        <w:ind w:left="2160" w:hanging="180"/>
+      </w:pPr>
+    </w:lvl>
+    <w:lvl w:ilvl="3" w:tplc="0409000F" w:tentative="1">
+      <w:start w:val="1"/>
+      <w:numFmt w:val="decimal"/>
+      <w:lvlText w:val="%4."/>
+      <w:lvlJc w:val="left"/>
+      <w:pPr>
+        <w:ind w:left="2880" w:hanging="360"/>
+      </w:pPr>
+    </w:lvl>
+    <w:lvl w:ilvl="4" w:tplc="04090019" w:tentative="1">
+      <w:start w:val="1"/>
+      <w:numFmt w:val="lowerLetter"/>
+      <w:lvlText w:val="%5."/>
+      <w:lvlJc w:val="left"/>
+      <w:pPr>
+        <w:ind w:left="3600" w:hanging="360"/>
+      </w:pPr>
+    </w:lvl>
+    <w:lvl w:ilvl="5" w:tplc="0409001B" w:tentative="1">
+      <w:start w:val="1"/>
+      <w:numFmt w:val="lowerRoman"/>
+      <w:lvlText w:val="%6."/>
+      <w:lvlJc w:val="right"/>
+      <w:pPr>
+        <w:ind w:left="4320" w:hanging="180"/>
+      </w:pPr>
+    </w:lvl>
+    <w:lvl w:ilvl="6" w:tplc="0409000F" w:tentative="1">
+      <w:start w:val="1"/>
+      <w:numFmt w:val="decimal"/>
+      <w:lvlText w:val="%7."/>
+      <w:lvlJc w:val="left"/>
+      <w:pPr>
+        <w:ind w:left="5040" w:hanging="360"/>
+      </w:pPr>
+    </w:lvl>
+    <w:lvl w:ilvl="7" w:tplc="04090019" w:tentative="1">
+      <w:start w:val="1"/>
+      <w:numFmt w:val="lowerLetter"/>
+      <w:lvlText w:val="%8."/>
+      <w:lvlJc w:val="left"/>
+      <w:pPr>
+        <w:ind w:left="5760" w:hanging="360"/>
+      </w:pPr>
+    </w:lvl>
+    <w:lvl w:ilvl="8" w:tplc="0409001B" w:tentative="1">
+      <w:start w:val="1"/>
+      <w:numFmt w:val="lowerRoman"/>
+      <w:lvlText w:val="%9."/>
+      <w:lvlJc w:val="right"/>
+      <w:pPr>
+        <w:ind w:left="6480" w:hanging="180"/>
+      </w:pPr>
+    </w:lvl>
+  </w:abstractNum>
+  <w:abstractNum w:abstractNumId="10" w15:restartNumberingAfterBreak="0">
+    <w:nsid w:val="1D0749FB"/>
+    <w:multiLevelType w:val="hybridMultilevel"/>
+    <w:tmpl w:val="E932B386"/>
+    <w:lvl w:ilvl="0" w:tplc="DB6EA3F2">
+      <w:start w:val="2"/>
+      <w:numFmt w:val="lowerRoman"/>
+      <w:lvlText w:val="(%1)"/>
+      <w:lvlJc w:val="left"/>
+      <w:pPr>
+        <w:ind w:left="1080" w:hanging="720"/>
+      </w:pPr>
+      <w:rPr>
+        <w:rFonts w:hint="default"/>
+      </w:rPr>
+    </w:lvl>
+    <w:lvl w:ilvl="1" w:tplc="04090019" w:tentative="1">
+      <w:start w:val="1"/>
+      <w:numFmt w:val="lowerLetter"/>
+      <w:lvlText w:val="%2."/>
+      <w:lvlJc w:val="left"/>
+      <w:pPr>
+        <w:ind w:left="1440" w:hanging="360"/>
+      </w:pPr>
+    </w:lvl>
+    <w:lvl w:ilvl="2" w:tplc="0409001B" w:tentative="1">
+      <w:start w:val="1"/>
+      <w:numFmt w:val="lowerRoman"/>
+      <w:lvlText w:val="%3."/>
+      <w:lvlJc w:val="right"/>
+      <w:pPr>
+        <w:ind w:left="2160" w:hanging="180"/>
+      </w:pPr>
+    </w:lvl>
+    <w:lvl w:ilvl="3" w:tplc="0409000F" w:tentative="1">
+      <w:start w:val="1"/>
+      <w:numFmt w:val="decimal"/>
+      <w:lvlText w:val="%4."/>
+      <w:lvlJc w:val="left"/>
+      <w:pPr>
+        <w:ind w:left="2880" w:hanging="360"/>
+      </w:pPr>
+    </w:lvl>
+    <w:lvl w:ilvl="4" w:tplc="04090019" w:tentative="1">
+      <w:start w:val="1"/>
+      <w:numFmt w:val="lowerLetter"/>
+      <w:lvlText w:val="%5."/>
+      <w:lvlJc w:val="left"/>
+      <w:pPr>
+        <w:ind w:left="3600" w:hanging="360"/>
+      </w:pPr>
+    </w:lvl>
+    <w:lvl w:ilvl="5" w:tplc="0409001B" w:tentative="1">
+      <w:start w:val="1"/>
+      <w:numFmt w:val="lowerRoman"/>
+      <w:lvlText w:val="%6."/>
+      <w:lvlJc w:val="right"/>
+      <w:pPr>
+        <w:ind w:left="4320" w:hanging="180"/>
+      </w:pPr>
+    </w:lvl>
+    <w:lvl w:ilvl="6" w:tplc="0409000F" w:tentative="1">
+      <w:start w:val="1"/>
+      <w:numFmt w:val="decimal"/>
+      <w:lvlText w:val="%7."/>
+      <w:lvlJc w:val="left"/>
+      <w:pPr>
+        <w:ind w:left="5040" w:hanging="360"/>
+      </w:pPr>
+    </w:lvl>
+    <w:lvl w:ilvl="7" w:tplc="04090019" w:tentative="1">
+      <w:start w:val="1"/>
+      <w:numFmt w:val="lowerLetter"/>
+      <w:lvlText w:val="%8."/>
+      <w:lvlJc w:val="left"/>
+      <w:pPr>
+        <w:ind w:left="5760" w:hanging="360"/>
+      </w:pPr>
+    </w:lvl>
+    <w:lvl w:ilvl="8" w:tplc="0409001B" w:tentative="1">
+      <w:start w:val="1"/>
+      <w:numFmt w:val="lowerRoman"/>
+      <w:lvlText w:val="%9."/>
+      <w:lvlJc w:val="right"/>
+      <w:pPr>
+        <w:ind w:left="6480" w:hanging="180"/>
+      </w:pPr>
+    </w:lvl>
+  </w:abstractNum>
+  <w:abstractNum w:abstractNumId="11" w15:restartNumberingAfterBreak="0">
+    <w:nsid w:val="24311F9E"/>
+    <w:multiLevelType w:val="hybridMultilevel"/>
+    <w:tmpl w:val="BFC8E280"/>
+    <w:lvl w:ilvl="0" w:tplc="417A5C68">
+      <w:start w:val="1"/>
+      <w:numFmt w:val="lowerRoman"/>
+      <w:lvlText w:val="(%1)"/>
+      <w:lvlJc w:val="right"/>
+      <w:pPr>
+        <w:ind w:left="720" w:hanging="720"/>
+      </w:pPr>
+      <w:rPr>
+        <w:rFonts w:hint="default"/>
+        <w:color w:val="auto"/>
+      </w:rPr>
+    </w:lvl>
+    <w:lvl w:ilvl="1" w:tplc="FFFFFFFF" w:tentative="1">
+      <w:start w:val="1"/>
+      <w:numFmt w:val="lowerLetter"/>
+      <w:lvlText w:val="%2."/>
+      <w:lvlJc w:val="left"/>
+      <w:pPr>
+        <w:ind w:left="1080" w:hanging="360"/>
+      </w:pPr>
+    </w:lvl>
+    <w:lvl w:ilvl="2" w:tplc="FFFFFFFF" w:tentative="1">
+      <w:start w:val="1"/>
+      <w:numFmt w:val="lowerRoman"/>
+      <w:lvlText w:val="%3."/>
+      <w:lvlJc w:val="right"/>
+      <w:pPr>
+        <w:ind w:left="1800" w:hanging="180"/>
+      </w:pPr>
+    </w:lvl>
+    <w:lvl w:ilvl="3" w:tplc="FFFFFFFF" w:tentative="1">
+      <w:start w:val="1"/>
+      <w:numFmt w:val="decimal"/>
+      <w:lvlText w:val="%4."/>
+      <w:lvlJc w:val="left"/>
+      <w:pPr>
+        <w:ind w:left="2520" w:hanging="360"/>
+      </w:pPr>
+    </w:lvl>
+    <w:lvl w:ilvl="4" w:tplc="FFFFFFFF" w:tentative="1">
+      <w:start w:val="1"/>
+      <w:numFmt w:val="lowerLetter"/>
+      <w:lvlText w:val="%5."/>
+      <w:lvlJc w:val="left"/>
+      <w:pPr>
+        <w:ind w:left="3240" w:hanging="360"/>
+      </w:pPr>
+    </w:lvl>
+    <w:lvl w:ilvl="5" w:tplc="FFFFFFFF" w:tentative="1">
+      <w:start w:val="1"/>
+      <w:numFmt w:val="lowerRoman"/>
+      <w:lvlText w:val="%6."/>
+      <w:lvlJc w:val="right"/>
+      <w:pPr>
+        <w:ind w:left="3960" w:hanging="180"/>
+      </w:pPr>
+    </w:lvl>
+    <w:lvl w:ilvl="6" w:tplc="FFFFFFFF" w:tentative="1">
+      <w:start w:val="1"/>
+      <w:numFmt w:val="decimal"/>
+      <w:lvlText w:val="%7."/>
+      <w:lvlJc w:val="left"/>
+      <w:pPr>
+        <w:ind w:left="4680" w:hanging="360"/>
+      </w:pPr>
+    </w:lvl>
+    <w:lvl w:ilvl="7" w:tplc="FFFFFFFF" w:tentative="1">
+      <w:start w:val="1"/>
+      <w:numFmt w:val="lowerLetter"/>
+      <w:lvlText w:val="%8."/>
+      <w:lvlJc w:val="left"/>
+      <w:pPr>
+        <w:ind w:left="5400" w:hanging="360"/>
+      </w:pPr>
+    </w:lvl>
+    <w:lvl w:ilvl="8" w:tplc="FFFFFFFF" w:tentative="1">
+      <w:start w:val="1"/>
+      <w:numFmt w:val="lowerRoman"/>
+      <w:lvlText w:val="%9."/>
+      <w:lvlJc w:val="right"/>
+      <w:pPr>
+        <w:ind w:left="6120" w:hanging="180"/>
+      </w:pPr>
+    </w:lvl>
+  </w:abstractNum>
+  <w:abstractNum w:abstractNumId="12" w15:restartNumberingAfterBreak="0">
     <w:nsid w:val="2ABBF88C"/>
     <w:multiLevelType w:val="hybridMultilevel"/>
     <w:tmpl w:val="3D4CF7EC"/>
@@ -4841,7 +5155,7 @@
       </w:pPr>
     </w:lvl>
   </w:abstractNum>
-  <w:abstractNum w:abstractNumId="9" w15:restartNumberingAfterBreak="0">
+  <w:abstractNum w:abstractNumId="13" w15:restartNumberingAfterBreak="0">
     <w:nsid w:val="2BC01A00"/>
     <w:multiLevelType w:val="multilevel"/>
     <w:tmpl w:val="6F5224FE"/>
@@ -4990,7 +5304,7 @@
       </w:rPr>
     </w:lvl>
   </w:abstractNum>
-  <w:abstractNum w:abstractNumId="10" w15:restartNumberingAfterBreak="0">
+  <w:abstractNum w:abstractNumId="14" w15:restartNumberingAfterBreak="0">
     <w:nsid w:val="36A75607"/>
     <w:multiLevelType w:val="hybridMultilevel"/>
     <w:tmpl w:val="B9C65F62"/>
@@ -5103,7 +5417,7 @@
       </w:rPr>
     </w:lvl>
   </w:abstractNum>
-  <w:abstractNum w:abstractNumId="11" w15:restartNumberingAfterBreak="0">
+  <w:abstractNum w:abstractNumId="15" w15:restartNumberingAfterBreak="0">
     <w:nsid w:val="3A7BA6F7"/>
     <w:multiLevelType w:val="hybridMultilevel"/>
     <w:tmpl w:val="C16E49A8"/>
@@ -5189,7 +5503,7 @@
       </w:pPr>
     </w:lvl>
   </w:abstractNum>
-  <w:abstractNum w:abstractNumId="12" w15:restartNumberingAfterBreak="0">
+  <w:abstractNum w:abstractNumId="16" w15:restartNumberingAfterBreak="0">
     <w:nsid w:val="42E30969"/>
     <w:multiLevelType w:val="hybridMultilevel"/>
     <w:tmpl w:val="FBDCDF9E"/>
@@ -5275,7 +5589,7 @@
       </w:pPr>
     </w:lvl>
   </w:abstractNum>
-  <w:abstractNum w:abstractNumId="13" w15:restartNumberingAfterBreak="0">
+  <w:abstractNum w:abstractNumId="17" w15:restartNumberingAfterBreak="0">
     <w:nsid w:val="480827B6"/>
     <w:multiLevelType w:val="hybridMultilevel"/>
     <w:tmpl w:val="3B14CDE4"/>
@@ -5388,7 +5702,7 @@
       </w:rPr>
     </w:lvl>
   </w:abstractNum>
-  <w:abstractNum w:abstractNumId="14" w15:restartNumberingAfterBreak="0">
+  <w:abstractNum w:abstractNumId="18" w15:restartNumberingAfterBreak="0">
     <w:nsid w:val="49256295"/>
     <w:multiLevelType w:val="multilevel"/>
     <w:tmpl w:val="825EC9D8"/>
@@ -5537,7 +5851,7 @@
       </w:rPr>
     </w:lvl>
   </w:abstractNum>
-  <w:abstractNum w:abstractNumId="15" w15:restartNumberingAfterBreak="0">
+  <w:abstractNum w:abstractNumId="19" w15:restartNumberingAfterBreak="0">
     <w:nsid w:val="4FE688DA"/>
     <w:multiLevelType w:val="hybridMultilevel"/>
     <w:tmpl w:val="03620A78"/>
@@ -5626,7 +5940,7 @@
       </w:pPr>
     </w:lvl>
   </w:abstractNum>
-  <w:abstractNum w:abstractNumId="16" w15:restartNumberingAfterBreak="0">
+  <w:abstractNum w:abstractNumId="20" w15:restartNumberingAfterBreak="0">
     <w:nsid w:val="63E4D2DA"/>
     <w:multiLevelType w:val="hybridMultilevel"/>
     <w:tmpl w:val="37C60006"/>
@@ -5712,7 +6026,7 @@
       </w:pPr>
     </w:lvl>
   </w:abstractNum>
-  <w:abstractNum w:abstractNumId="17" w15:restartNumberingAfterBreak="0">
+  <w:abstractNum w:abstractNumId="21" w15:restartNumberingAfterBreak="0">
     <w:nsid w:val="64B21E31"/>
     <w:multiLevelType w:val="hybridMultilevel"/>
     <w:tmpl w:val="ABC42FB2"/>
@@ -5801,7 +6115,7 @@
       </w:pPr>
     </w:lvl>
   </w:abstractNum>
-  <w:abstractNum w:abstractNumId="18" w15:restartNumberingAfterBreak="0">
+  <w:abstractNum w:abstractNumId="22" w15:restartNumberingAfterBreak="0">
     <w:nsid w:val="6DB92736"/>
     <w:multiLevelType w:val="hybridMultilevel"/>
     <w:tmpl w:val="0BCE47BC"/>
@@ -5914,7 +6228,7 @@
       </w:rPr>
     </w:lvl>
   </w:abstractNum>
-  <w:abstractNum w:abstractNumId="19" w15:restartNumberingAfterBreak="0">
+  <w:abstractNum w:abstractNumId="23" w15:restartNumberingAfterBreak="0">
     <w:nsid w:val="6EA21608"/>
     <w:multiLevelType w:val="multilevel"/>
     <w:tmpl w:val="E968B9B0"/>
@@ -6063,7 +6377,7 @@
       </w:rPr>
     </w:lvl>
   </w:abstractNum>
-  <w:abstractNum w:abstractNumId="20" w15:restartNumberingAfterBreak="0">
+  <w:abstractNum w:abstractNumId="24" w15:restartNumberingAfterBreak="0">
     <w:nsid w:val="708A6EAF"/>
     <w:multiLevelType w:val="hybridMultilevel"/>
     <w:tmpl w:val="7C6EEAE4"/>
@@ -6176,7 +6490,7 @@
       </w:rPr>
     </w:lvl>
   </w:abstractNum>
-  <w:abstractNum w:abstractNumId="21" w15:restartNumberingAfterBreak="0">
+  <w:abstractNum w:abstractNumId="25" w15:restartNumberingAfterBreak="0">
     <w:nsid w:val="72FA423B"/>
     <w:multiLevelType w:val="multilevel"/>
     <w:tmpl w:val="26C83526"/>
@@ -6325,7 +6639,7 @@
       </w:rPr>
     </w:lvl>
   </w:abstractNum>
-  <w:abstractNum w:abstractNumId="22" w15:restartNumberingAfterBreak="0">
+  <w:abstractNum w:abstractNumId="26" w15:restartNumberingAfterBreak="0">
     <w:nsid w:val="76918F60"/>
     <w:multiLevelType w:val="hybridMultilevel"/>
     <w:tmpl w:val="F29CD486"/>
@@ -6414,7 +6728,7 @@
       </w:pPr>
     </w:lvl>
   </w:abstractNum>
-  <w:abstractNum w:abstractNumId="23" w15:restartNumberingAfterBreak="0">
+  <w:abstractNum w:abstractNumId="27" w15:restartNumberingAfterBreak="0">
     <w:nsid w:val="779155BC"/>
     <w:multiLevelType w:val="hybridMultilevel"/>
     <w:tmpl w:val="975C1AFC"/>
@@ -6527,7 +6841,7 @@
       </w:rPr>
     </w:lvl>
   </w:abstractNum>
-  <w:abstractNum w:abstractNumId="24" w15:restartNumberingAfterBreak="0">
+  <w:abstractNum w:abstractNumId="28" w15:restartNumberingAfterBreak="0">
     <w:nsid w:val="79062212"/>
     <w:multiLevelType w:val="multilevel"/>
     <w:tmpl w:val="9BE2BCB8"/>
@@ -6677,22 +6991,22 @@
     </w:lvl>
   </w:abstractNum>
   <w:num w:numId="1" w16cid:durableId="572470039">
-    <w:abstractNumId w:val="16"/>
+    <w:abstractNumId w:val="20"/>
   </w:num>
   <w:num w:numId="2" w16cid:durableId="2009477386">
     <w:abstractNumId w:val="5"/>
   </w:num>
   <w:num w:numId="3" w16cid:durableId="968316422">
-    <w:abstractNumId w:val="12"/>
+    <w:abstractNumId w:val="16"/>
   </w:num>
   <w:num w:numId="4" w16cid:durableId="914171009">
-    <w:abstractNumId w:val="11"/>
+    <w:abstractNumId w:val="15"/>
   </w:num>
   <w:num w:numId="5" w16cid:durableId="699277266">
-    <w:abstractNumId w:val="20"/>
+    <w:abstractNumId w:val="24"/>
   </w:num>
   <w:num w:numId="6" w16cid:durableId="1021935542">
-    <w:abstractNumId w:val="8"/>
+    <w:abstractNumId w:val="12"/>
   </w:num>
   <w:num w:numId="7" w16cid:durableId="978918288">
     <w:abstractNumId w:val="6"/>
@@ -6701,22 +7015,22 @@
     <w:abstractNumId w:val="3"/>
   </w:num>
   <w:num w:numId="9" w16cid:durableId="1474256597">
-    <w:abstractNumId w:val="22"/>
+    <w:abstractNumId w:val="26"/>
   </w:num>
   <w:num w:numId="10" w16cid:durableId="1365981766">
-    <w:abstractNumId w:val="15"/>
+    <w:abstractNumId w:val="19"/>
   </w:num>
   <w:num w:numId="11" w16cid:durableId="1190214678">
-    <w:abstractNumId w:val="17"/>
+    <w:abstractNumId w:val="21"/>
   </w:num>
   <w:num w:numId="12" w16cid:durableId="368186115">
-    <w:abstractNumId w:val="10"/>
+    <w:abstractNumId w:val="14"/>
   </w:num>
   <w:num w:numId="13" w16cid:durableId="532378292">
     <w:abstractNumId w:val="1"/>
   </w:num>
   <w:num w:numId="14" w16cid:durableId="184832084">
-    <w:abstractNumId w:val="14"/>
+    <w:abstractNumId w:val="18"/>
   </w:num>
   <w:num w:numId="15" w16cid:durableId="1374384536">
     <w:abstractNumId w:val="7"/>
@@ -6725,31 +7039,43 @@
     <w:abstractNumId w:val="2"/>
   </w:num>
   <w:num w:numId="17" w16cid:durableId="836656402">
-    <w:abstractNumId w:val="24"/>
+    <w:abstractNumId w:val="28"/>
   </w:num>
   <w:num w:numId="18" w16cid:durableId="989136370">
-    <w:abstractNumId w:val="9"/>
+    <w:abstractNumId w:val="13"/>
   </w:num>
   <w:num w:numId="19" w16cid:durableId="508637524">
     <w:abstractNumId w:val="4"/>
   </w:num>
   <w:num w:numId="20" w16cid:durableId="620461200">
-    <w:abstractNumId w:val="21"/>
+    <w:abstractNumId w:val="25"/>
   </w:num>
   <w:num w:numId="21" w16cid:durableId="360713005">
     <w:abstractNumId w:val="0"/>
   </w:num>
   <w:num w:numId="22" w16cid:durableId="436023318">
-    <w:abstractNumId w:val="19"/>
+    <w:abstractNumId w:val="23"/>
   </w:num>
   <w:num w:numId="23" w16cid:durableId="189488944">
-    <w:abstractNumId w:val="23"/>
+    <w:abstractNumId w:val="27"/>
   </w:num>
   <w:num w:numId="24" w16cid:durableId="1171724261">
-    <w:abstractNumId w:val="18"/>
+    <w:abstractNumId w:val="22"/>
   </w:num>
   <w:num w:numId="25" w16cid:durableId="1041053834">
-    <w:abstractNumId w:val="13"/>
+    <w:abstractNumId w:val="17"/>
+  </w:num>
+  <w:num w:numId="26" w16cid:durableId="1347756861">
+    <w:abstractNumId w:val="9"/>
+  </w:num>
+  <w:num w:numId="27" w16cid:durableId="760680934">
+    <w:abstractNumId w:val="11"/>
+  </w:num>
+  <w:num w:numId="28" w16cid:durableId="1640189348">
+    <w:abstractNumId w:val="8"/>
+  </w:num>
+  <w:num w:numId="29" w16cid:durableId="593441664">
+    <w:abstractNumId w:val="10"/>
   </w:num>
 </w:numbering>
 </file>
@@ -7357,6 +7683,7 @@
   <w:style w:type="character" w:default="1" w:styleId="DefaultParagraphFont">
     <w:name w:val="Default Paragraph Font"/>
     <w:uiPriority w:val="1"/>
+    <w:semiHidden/>
     <w:unhideWhenUsed/>
   </w:style>
   <w:style w:type="table" w:default="1" w:styleId="TableNormal">
